--- a/deliverables/Australia/Australia_Summary_DRAFT.docx
+++ b/deliverables/Australia/Australia_Summary_DRAFT.docx
@@ -735,7 +735,7 @@
         <w:rPr>
           <w:sz w:val="21"/>
         </w:rPr>
-        <w:t>Governments funded 70 percent of the A$290.7 billion in total health spending in 2024-25.</w:t>
+        <w:t>Governments funded 70 percent of the A$290.7 billion (US$204 billion) in total health spending in 2024-25.</w:t>
       </w:r>
       <w:hyperlink r:id="rId29">
         <w:r>
@@ -778,7 +778,7 @@
         <w:rPr>
           <w:sz w:val="21"/>
         </w:rPr>
-        <w:t>The 2026-27 Budget provides A$220.3 billion over five years for state public hospital services.</w:t>
+        <w:t>The 2026-27 Budget provides A$220.3 billion (US$154 billion) over five years for state public hospital services.</w:t>
       </w:r>
       <w:hyperlink r:id="rId30">
         <w:r>
@@ -831,7 +831,7 @@
         <w:rPr>
           <w:sz w:val="21"/>
         </w:rPr>
-        <w:t>Public hospitals had 67,280 beds in 2023-24, and governments funded 94 percent of their A$103.1 billion recurrent spending.</w:t>
+        <w:t>Public hospitals had 67,280 beds in 2023-24, and governments funded 94 percent of their A$103.1 billion (US$72.3 billion) recurrent spending.</w:t>
       </w:r>
       <w:hyperlink r:id="rId16">
         <w:r>
@@ -2123,7 +2123,7 @@
         <w:rPr>
           <w:sz w:val="20"/>
         </w:rPr>
-        <w:t>National Cabinet agreed a new public hospital funding deal with A$25 billion in additional Commonwealth public hospital funding.</w:t>
+        <w:t>National Cabinet agreed a new public hospital funding deal with A$25 billion (US$17.5 billion) in additional Commonwealth public hospital funding.</w:t>
       </w:r>
       <w:hyperlink r:id="rId20">
         <w:r>
